--- a/documents/15-riverview-chart-assemble-prd.docx
+++ b/documents/15-riverview-chart-assemble-prd.docx
@@ -12679,7 +12679,7 @@
         <w:pStyle w:val="Heading1"/>
       </w:pPr>
       <w:r>
-        <w:t>Working remainder for RVH-PRD-2021-006</w:t>
+        <w:t>Open work after February 18, 2021</w:t>
       </w:r>
     </w:p>
     <w:p>
@@ -12693,7 +12693,7 @@
           <w:color w:val="222222"/>
           <w:sz w:val="24"/>
         </w:rPr>
-        <w:t>The front of Chart assemble requirements, RapidChart opening view is the document. This remainder is the leftover a colleague still trips on: named people, named boxes, named tickets, and the work I still owe after February 18, 2021. It is not a second log and it is not a stack of exhibits with the same stub. If a paragraph fights the decision in the front, strike the paragraph.</w:t>
+        <w:t>What follows is leftover work from Chart assemble requirements, RapidChart opening view: named people, named boxes, named tickets, and the items I still owe. If a paragraph fights the decision in the front of RVH-PRD-2021-006, strike the paragraph.</w:t>
       </w:r>
     </w:p>
     <w:p>
@@ -12847,7 +12847,7 @@
           <w:color w:val="222222"/>
           <w:sz w:val="24"/>
         </w:rPr>
-        <w:t>I will not put owner as a team name instead of a person on a wiki that drifts. RVH-MAIN and this file are the record. If Denise Howell needs a diagram, they get a permalink, not a photo of a whiteboard. patient-api.stage.rvh.internal stays out of the diagram title. If a new engineer asks where the leftover lives, I point here. I do not point at a Slack pin from February 18, 2021. Client Riverview.</w:t>
+        <w:t>I will not put owner as a team name instead of a person on a wiki that drifts. RVH-MAIN and this file are the record. If Denise Howell needs a diagram, they get a permalink, not a photo of a whiteboard. patient-api.stage.rvh.internal stays out of the diagram title. If a new engineer asks where the leftover lives, I point here. I do not point at a Slack pin from February 18, 2021.</w:t>
       </w:r>
     </w:p>
     <w:p>
@@ -15191,7 +15191,7 @@
           <w:color w:val="222222"/>
           <w:sz w:val="24"/>
         </w:rPr>
-        <w:t>People who were absent still get a usable remainder, not a transcript. Kavya Menon gets the decision, the refuse, and the date. They do not get a reconstruction of who raised their voice. If they object, they object on RVH-REHAB. Client Riverview. Author Aman Kumar.</w:t>
+        <w:t>People who were absent still get a usable remainder, not a transcript. Kavya Menon gets the decision, the refuse, and the date. They do not get a reconstruction of who raised their voice. If they object, they object on RVH-REHAB.</w:t>
       </w:r>
     </w:p>
     <w:p>
@@ -16236,7 +16236,7 @@
           <w:color w:val="222222"/>
           <w:sz w:val="24"/>
         </w:rPr>
-        <w:t>If you are implementing, keep the rejected alternative dead. If you are on-call, start read-only. If you are Denise Howell, the ask is unchanged: pick the path in the main body or send it back with a named objection. Sample I would still defend: 1249 rows, 31 minutes, freeze respected. Strike this remainder if it ever fights the decision callout. Author Aman Kumar. Client Riverview.</w:t>
+        <w:t>If you are implementing, keep the rejected alternative dead. If you are on-call, start read-only. If you are Denise Howell, the ask is unchanged: pick the path in the main body or send it back with a named objection. Sample I would still defend: 1249 rows, 31 minutes, freeze respected. Strike this section if it ever fights the decision callout.</w:t>
       </w:r>
     </w:p>
     <w:p>
@@ -16250,7 +16250,7 @@
           <w:color w:val="222222"/>
           <w:sz w:val="24"/>
         </w:rPr>
-        <w:t>This heading is the reopen rule, not a promise that nothing follows. If we still need words after the bank, they are named leftovers, not another copy of the same stub. secret skew that looks like 'no work' is done as a heading when Rahul Deshmukh closes RVH-PRD-2020-019 or writes a new date.</w:t>
+        <w:t>This heading is the reopen rule. secret skew that looks like 'no work' is done when Rahul Deshmukh closes RVH-PRD-2020-019 or writes a new date.</w:t>
       </w:r>
     </w:p>
     <w:p>
@@ -17402,7 +17402,7 @@
           <w:color w:val="222222"/>
           <w:sz w:val="24"/>
         </w:rPr>
-        <w:t>I am out of new section shapes. What follows is leftover owners and tickets already in this file, written so a colleague can act. I will not invent another exhibit format to fill a page budget.</w:t>
+        <w:t>Owners and tickets still attached to RVH-PRD-2021-006, written so a colleague can act without hunting Slack. Close is a decision, a refuse, or a new date.</w:t>
       </w:r>
     </w:p>
     <w:p>
@@ -17416,7 +17416,7 @@
           <w:color w:val="222222"/>
           <w:sz w:val="24"/>
         </w:rPr>
-        <w:t>RVH-MAIN still sits with Denise Howell. Host patient-api.stage.rvh.internal. Due March 1, 2021 unless they write a new date. Close is a decision, a refuse, or that date. I will not accept a status dump. Front-matter number I am not re-arguing: 1.8. If this leftover is done, Denise Howell marks RVH-MAIN done. Aman Kumar will not keep a shadow list. Client Riverview.</w:t>
+        <w:t>RVH-MAIN still sits with Denise Howell. Host patient-api.stage.rvh.internal. Due March 1, 2021 unless they write a new date. Close is a decision, a refuse, or that date. I will not accept a status dump. Front-matter number I am not re-arguing: 1.8. If this leftover is done, Denise Howell marks RVH-MAIN done. Aman Kumar will not keep a shadow list.</w:t>
       </w:r>
     </w:p>
     <w:p>
@@ -17514,7 +17514,7 @@
           <w:color w:val="222222"/>
           <w:sz w:val="24"/>
         </w:rPr>
-        <w:t>Stop leftover: RVH-PEDS is not a twin of RVH-REHAB. Keep one thread. Diego Alvarez on patient-api.stage.rvh.internal. If this paragraph fights the front of RVH-PRD-2021-006, strike it. Due March 15, 2021. Client Riverview.</w:t>
+        <w:t>Stop leftover: RVH-PEDS is not a twin of RVH-REHAB. Keep one thread. Diego Alvarez on patient-api.stage.rvh.internal. If this paragraph fights the front of RVH-PRD-2021-006, strike it. Due March 15, 2021.</w:t>
       </w:r>
     </w:p>
     <w:p>
@@ -17528,7 +17528,7 @@
           <w:color w:val="222222"/>
           <w:sz w:val="24"/>
         </w:rPr>
-        <w:t>RVH-REHAB still sits with Marisol Vega. Host patient-api.stage.rvh.internal. Due March 17, 2021 unless they write a new date. Close is a decision, a refuse, or that date. I will not accept a status dump. Front-matter number I am not re-arguing: 11. If this leftover is done, Marisol Vega marks RVH-REHAB done. Aman Kumar will not keep a shadow list. Client Riverview.</w:t>
+        <w:t>RVH-REHAB still sits with Marisol Vega. Host patient-api.stage.rvh.internal. Due March 17, 2021 unless they write a new date. Close is a decision, a refuse, or that date. I will not accept a status dump. Front-matter number I am not re-arguing: 11. If this leftover is done, Marisol Vega marks RVH-REHAB done. Aman Kumar will not keep a shadow list.</w:t>
       </w:r>
     </w:p>
     <w:p>
